--- a/examples/autoencoder/doc/03_autoenc_conv_e.docx
+++ b/examples/autoencoder/doc/03_autoenc_conv_e.docx
@@ -73,6 +73,45 @@
       </w:pPr>
       <w:r>
         <w:rPr>
+          <w:rStyle w:val="FunctionTok"/>
+        </w:rPr>
+        <w:t xml:space="preserve">source</w:t>
+      </w:r>
+      <w:r>
+        <w:rPr>
+          <w:rStyle w:val="NormalTok"/>
+        </w:rPr>
+        <w:t xml:space="preserve">(</w:t>
+      </w:r>
+      <w:r>
+        <w:rPr>
+          <w:rStyle w:val="FunctionTok"/>
+        </w:rPr>
+        <w:t xml:space="preserve">url</w:t>
+      </w:r>
+      <w:r>
+        <w:rPr>
+          <w:rStyle w:val="NormalTok"/>
+        </w:rPr>
+        <w:t xml:space="preserve">(</w:t>
+      </w:r>
+      <w:r>
+        <w:rPr>
+          <w:rStyle w:val="StringTok"/>
+        </w:rPr>
+        <w:t xml:space="preserve">"https://raw.githubusercontent.com/cefet-rj-dal/daltoolboxdp/main/examples/seed.R"</w:t>
+      </w:r>
+      <w:r>
+        <w:rPr>
+          <w:rStyle w:val="NormalTok"/>
+        </w:rPr>
+        <w:t xml:space="preserve">))</w:t>
+      </w:r>
+      <w:r>
+        <w:br/>
+      </w:r>
+      <w:r>
+        <w:rPr>
           <w:rStyle w:val="CommentTok"/>
         </w:rPr>
         <w:t xml:space="preserve"># Convolutional Autoencoder transformation (encode)</w:t>
@@ -435,6 +474,21 @@
       </w:r>
       <w:r>
         <w:rPr>
+          <w:rStyle w:val="FunctionTok"/>
+        </w:rPr>
+        <w:t xml:space="preserve">set_example_seed</w:t>
+      </w:r>
+      <w:r>
+        <w:rPr>
+          <w:rStyle w:val="NormalTok"/>
+        </w:rPr>
+        <w:t xml:space="preserve">()</w:t>
+      </w:r>
+      <w:r>
+        <w:br/>
+      </w:r>
+      <w:r>
+        <w:rPr>
           <w:rStyle w:val="NormalTok"/>
         </w:rPr>
         <w:t xml:space="preserve">preproc </w:t>
@@ -834,6 +888,21 @@
           <w:rStyle w:val="NormalTok"/>
         </w:rPr>
         <w:t xml:space="preserve">)</w:t>
+      </w:r>
+      <w:r>
+        <w:br/>
+      </w:r>
+      <w:r>
+        <w:rPr>
+          <w:rStyle w:val="FunctionTok"/>
+        </w:rPr>
+        <w:t xml:space="preserve">set_example_seed</w:t>
+      </w:r>
+      <w:r>
+        <w:rPr>
+          <w:rStyle w:val="NormalTok"/>
+        </w:rPr>
+        <w:t xml:space="preserve">()</w:t>
       </w:r>
       <w:r>
         <w:br/>
@@ -1568,7 +1637,7 @@
               <a:graphicData uri="http://schemas.openxmlformats.org/drawingml/2006/picture">
                 <pic:pic>
                   <pic:nvPicPr>
-                    <pic:cNvPr descr="/home/gpca/daltoolboxdp/examples/autoencoder/doc/03_autoenc_conv_e_files/62cd7c92916cfc865fd70f253bf16a8d001abaa6.png" id="11" name="Picture"/>
+                    <pic:cNvPr descr="/home/gpca/daltoolboxdp/examples/autoencoder/doc/03_autoenc_conv_e_files/336632d4368737cb5b95f2491adc87084a7d82fd.png" id="11" name="Picture"/>
                     <pic:cNvPicPr>
                       <a:picLocks noChangeArrowheads="1" noChangeAspect="1"/>
                     </pic:cNvPicPr>
@@ -1794,61 +1863,61 @@
         <w:rPr>
           <w:rStyle w:val="VerbatimChar"/>
         </w:rPr>
-        <w:t xml:space="preserve">##           [,1]      [,2]      [,3]</w:t>
-      </w:r>
-      <w:r>
-        <w:br/>
-      </w:r>
-      <w:r>
-        <w:rPr>
-          <w:rStyle w:val="VerbatimChar"/>
-        </w:rPr>
-        <w:t xml:space="preserve">## [1,] 0.4148617 1.0632302 0.7901440</w:t>
-      </w:r>
-      <w:r>
-        <w:br/>
-      </w:r>
-      <w:r>
-        <w:rPr>
-          <w:rStyle w:val="VerbatimChar"/>
-        </w:rPr>
-        <w:t xml:space="preserve">## [2,] 0.5018266 1.1174650 0.9451037</w:t>
-      </w:r>
-      <w:r>
-        <w:br/>
-      </w:r>
-      <w:r>
-        <w:rPr>
-          <w:rStyle w:val="VerbatimChar"/>
-        </w:rPr>
-        <w:t xml:space="preserve">## [3,] 0.5495681 1.1246979 1.0575656</w:t>
-      </w:r>
-      <w:r>
-        <w:br/>
-      </w:r>
-      <w:r>
-        <w:rPr>
-          <w:rStyle w:val="VerbatimChar"/>
-        </w:rPr>
-        <w:t xml:space="preserve">## [4,] 0.5456233 1.0754147 1.1224712</w:t>
-      </w:r>
-      <w:r>
-        <w:br/>
-      </w:r>
-      <w:r>
-        <w:rPr>
-          <w:rStyle w:val="VerbatimChar"/>
-        </w:rPr>
-        <w:t xml:space="preserve">## [5,] 0.4919951 0.9739640 1.1378504</w:t>
-      </w:r>
-      <w:r>
-        <w:br/>
-      </w:r>
-      <w:r>
-        <w:rPr>
-          <w:rStyle w:val="VerbatimChar"/>
-        </w:rPr>
-        <w:t xml:space="preserve">## [6,] 0.3969508 0.8309598 1.1042355</w:t>
+        <w:t xml:space="preserve">##           [,1]        [,2]      [,3]</w:t>
+      </w:r>
+      <w:r>
+        <w:br/>
+      </w:r>
+      <w:r>
+        <w:rPr>
+          <w:rStyle w:val="VerbatimChar"/>
+        </w:rPr>
+        <w:t xml:space="preserve">## [1,] -1.165283 -0.44620860 0.6050523</w:t>
+      </w:r>
+      <w:r>
+        <w:br/>
+      </w:r>
+      <w:r>
+        <w:rPr>
+          <w:rStyle w:val="VerbatimChar"/>
+        </w:rPr>
+        <w:t xml:space="preserve">## [2,] -1.371155 -0.40122837 0.6170276</w:t>
+      </w:r>
+      <w:r>
+        <w:br/>
+      </w:r>
+      <w:r>
+        <w:rPr>
+          <w:rStyle w:val="VerbatimChar"/>
+        </w:rPr>
+        <w:t xml:space="preserve">## [3,] -1.525506 -0.31898481 0.5826428</w:t>
+      </w:r>
+      <w:r>
+        <w:br/>
+      </w:r>
+      <w:r>
+        <w:rPr>
+          <w:rStyle w:val="VerbatimChar"/>
+        </w:rPr>
+        <w:t xml:space="preserve">## [4,] -1.613930 -0.20463780 0.4991302</w:t>
+      </w:r>
+      <w:r>
+        <w:br/>
+      </w:r>
+      <w:r>
+        <w:rPr>
+          <w:rStyle w:val="VerbatimChar"/>
+        </w:rPr>
+        <w:t xml:space="preserve">## [5,] -1.636055 -0.06433418 0.3794333</w:t>
+      </w:r>
+      <w:r>
+        <w:br/>
+      </w:r>
+      <w:r>
+        <w:rPr>
+          <w:rStyle w:val="VerbatimChar"/>
+        </w:rPr>
+        <w:t xml:space="preserve">## [6,] -1.585939  0.09538738 0.2324921</w:t>
       </w:r>
     </w:p>
     <w:p>

--- a/examples/autoencoder/doc/03_autoenc_conv_e.docx
+++ b/examples/autoencoder/doc/03_autoenc_conv_e.docx
@@ -64,6 +64,24 @@
         <w:t xml:space="preserve"> </w:t>
       </w:r>
       <w:r>
+        <w:t xml:space="preserve">- Internal shape: each row is reshaped to</w:t>
+      </w:r>
+      <w:r>
+        <w:t xml:space="preserve"> </w:t>
+      </w:r>
+      <w:r>
+        <w:rPr>
+          <w:rStyle w:val="VerbatimChar"/>
+        </w:rPr>
+        <w:t xml:space="preserve">(n, 1, input_size)</w:t>
+      </w:r>
+      <w:r>
+        <w:t xml:space="preserve">, so the convolution runs across time with a single channel by default.</w:t>
+      </w:r>
+      <w:r>
+        <w:t xml:space="preserve"> </w:t>
+      </w:r>
+      <w:r>
         <w:t xml:space="preserve">- Useful when there are local structures (short trends, repeating patterns) within the window.</w:t>
       </w:r>
     </w:p>
@@ -1637,7 +1655,7 @@
               <a:graphicData uri="http://schemas.openxmlformats.org/drawingml/2006/picture">
                 <pic:pic>
                   <pic:nvPicPr>
-                    <pic:cNvPr descr="/home/gpca/daltoolboxdp/examples/autoencoder/doc/03_autoenc_conv_e_files/336632d4368737cb5b95f2491adc87084a7d82fd.png" id="11" name="Picture"/>
+                    <pic:cNvPr descr="C:\Git\dal\daltoolboxdp\examples\autoencoder\doc\03_autoenc_conv_e_files/1f2fe47cd1ce76a661a5fdd69a78c3fdea257018.png" id="11" name="Picture"/>
                     <pic:cNvPicPr>
                       <a:picLocks noChangeArrowheads="1" noChangeAspect="1"/>
                     </pic:cNvPicPr>
@@ -1863,61 +1881,61 @@
         <w:rPr>
           <w:rStyle w:val="VerbatimChar"/>
         </w:rPr>
-        <w:t xml:space="preserve">##           [,1]        [,2]      [,3]</w:t>
-      </w:r>
-      <w:r>
-        <w:br/>
-      </w:r>
-      <w:r>
-        <w:rPr>
-          <w:rStyle w:val="VerbatimChar"/>
-        </w:rPr>
-        <w:t xml:space="preserve">## [1,] -1.165283 -0.44620860 0.6050523</w:t>
-      </w:r>
-      <w:r>
-        <w:br/>
-      </w:r>
-      <w:r>
-        <w:rPr>
-          <w:rStyle w:val="VerbatimChar"/>
-        </w:rPr>
-        <w:t xml:space="preserve">## [2,] -1.371155 -0.40122837 0.6170276</w:t>
-      </w:r>
-      <w:r>
-        <w:br/>
-      </w:r>
-      <w:r>
-        <w:rPr>
-          <w:rStyle w:val="VerbatimChar"/>
-        </w:rPr>
-        <w:t xml:space="preserve">## [3,] -1.525506 -0.31898481 0.5826428</w:t>
-      </w:r>
-      <w:r>
-        <w:br/>
-      </w:r>
-      <w:r>
-        <w:rPr>
-          <w:rStyle w:val="VerbatimChar"/>
-        </w:rPr>
-        <w:t xml:space="preserve">## [4,] -1.613930 -0.20463780 0.4991302</w:t>
-      </w:r>
-      <w:r>
-        <w:br/>
-      </w:r>
-      <w:r>
-        <w:rPr>
-          <w:rStyle w:val="VerbatimChar"/>
-        </w:rPr>
-        <w:t xml:space="preserve">## [5,] -1.636055 -0.06433418 0.3794333</w:t>
-      </w:r>
-      <w:r>
-        <w:br/>
-      </w:r>
-      <w:r>
-        <w:rPr>
-          <w:rStyle w:val="VerbatimChar"/>
-        </w:rPr>
-        <w:t xml:space="preserve">## [6,] -1.585939  0.09538738 0.2324921</w:t>
+        <w:t xml:space="preserve">##           [,1]      [,2]      [,3]</w:t>
+      </w:r>
+      <w:r>
+        <w:br/>
+      </w:r>
+      <w:r>
+        <w:rPr>
+          <w:rStyle w:val="VerbatimChar"/>
+        </w:rPr>
+        <w:t xml:space="preserve">## [1,] -2.109773 -2.746512 -2.939006</w:t>
+      </w:r>
+      <w:r>
+        <w:br/>
+      </w:r>
+      <w:r>
+        <w:rPr>
+          <w:rStyle w:val="VerbatimChar"/>
+        </w:rPr>
+        <w:t xml:space="preserve">## [2,] -2.413306 -3.118038 -3.073845</w:t>
+      </w:r>
+      <w:r>
+        <w:br/>
+      </w:r>
+      <w:r>
+        <w:rPr>
+          <w:rStyle w:val="VerbatimChar"/>
+        </w:rPr>
+        <w:t xml:space="preserve">## [3,] -2.615445 -3.390948 -3.072493</w:t>
+      </w:r>
+      <w:r>
+        <w:br/>
+      </w:r>
+      <w:r>
+        <w:rPr>
+          <w:rStyle w:val="VerbatimChar"/>
+        </w:rPr>
+        <w:t xml:space="preserve">## [4,] -2.697662 -3.541927 -2.934079</w:t>
+      </w:r>
+      <w:r>
+        <w:br/>
+      </w:r>
+      <w:r>
+        <w:rPr>
+          <w:rStyle w:val="VerbatimChar"/>
+        </w:rPr>
+        <w:t xml:space="preserve">## [5,] -2.655684 -3.563802 -2.661686</w:t>
+      </w:r>
+      <w:r>
+        <w:br/>
+      </w:r>
+      <w:r>
+        <w:rPr>
+          <w:rStyle w:val="VerbatimChar"/>
+        </w:rPr>
+        <w:t xml:space="preserve">## [6,] -2.487556 -3.435993 -2.306068</w:t>
       </w:r>
     </w:p>
     <w:p>

--- a/examples/autoencoder/doc/03_autoenc_conv_e.docx
+++ b/examples/autoencoder/doc/03_autoenc_conv_e.docx
@@ -1655,7 +1655,7 @@
               <a:graphicData uri="http://schemas.openxmlformats.org/drawingml/2006/picture">
                 <pic:pic>
                   <pic:nvPicPr>
-                    <pic:cNvPr descr="C:\Git\dal\daltoolboxdp\examples\autoencoder\doc\03_autoenc_conv_e_files/1f2fe47cd1ce76a661a5fdd69a78c3fdea257018.png" id="11" name="Picture"/>
+                    <pic:cNvPr descr="/home/gpca/daltoolboxdp/examples/autoencoder/doc/03_autoenc_conv_e_files/fcaf68b741fb2d953bab3e1e034eccc15381a3b9.png" id="11" name="Picture"/>
                     <pic:cNvPicPr>
                       <a:picLocks noChangeArrowheads="1" noChangeAspect="1"/>
                     </pic:cNvPicPr>
@@ -1908,34 +1908,34 @@
         <w:rPr>
           <w:rStyle w:val="VerbatimChar"/>
         </w:rPr>
-        <w:t xml:space="preserve">## [3,] -2.615445 -3.390948 -3.072493</w:t>
-      </w:r>
-      <w:r>
-        <w:br/>
-      </w:r>
-      <w:r>
-        <w:rPr>
-          <w:rStyle w:val="VerbatimChar"/>
-        </w:rPr>
-        <w:t xml:space="preserve">## [4,] -2.697662 -3.541927 -2.934079</w:t>
-      </w:r>
-      <w:r>
-        <w:br/>
-      </w:r>
-      <w:r>
-        <w:rPr>
-          <w:rStyle w:val="VerbatimChar"/>
-        </w:rPr>
-        <w:t xml:space="preserve">## [5,] -2.655684 -3.563802 -2.661686</w:t>
-      </w:r>
-      <w:r>
-        <w:br/>
-      </w:r>
-      <w:r>
-        <w:rPr>
-          <w:rStyle w:val="VerbatimChar"/>
-        </w:rPr>
-        <w:t xml:space="preserve">## [6,] -2.487556 -3.435993 -2.306068</w:t>
+        <w:t xml:space="preserve">## [3,] -2.615445 -3.390947 -3.072492</w:t>
+      </w:r>
+      <w:r>
+        <w:br/>
+      </w:r>
+      <w:r>
+        <w:rPr>
+          <w:rStyle w:val="VerbatimChar"/>
+        </w:rPr>
+        <w:t xml:space="preserve">## [4,] -2.697662 -3.541925 -2.934079</w:t>
+      </w:r>
+      <w:r>
+        <w:br/>
+      </w:r>
+      <w:r>
+        <w:rPr>
+          <w:rStyle w:val="VerbatimChar"/>
+        </w:rPr>
+        <w:t xml:space="preserve">## [5,] -2.655684 -3.563801 -2.661686</w:t>
+      </w:r>
+      <w:r>
+        <w:br/>
+      </w:r>
+      <w:r>
+        <w:rPr>
+          <w:rStyle w:val="VerbatimChar"/>
+        </w:rPr>
+        <w:t xml:space="preserve">## [6,] -2.487556 -3.435991 -2.306067</w:t>
       </w:r>
     </w:p>
     <w:p>
